--- a/docassemble/SmallEstateAffidavit/data/templates/instructions_sea.docx
+++ b/docassemble/SmallEstateAffidavit/data/templates/instructions_sea.docx
@@ -2,19 +2,1263 @@
 <file path=word/document.xml><?xml version="1.0" encoding="utf-8"?>
 <w:document xmlns:wpc="http://schemas.microsoft.com/office/word/2010/wordprocessingCanvas" xmlns:cx="http://schemas.microsoft.com/office/drawing/2014/chartex" xmlns:cx1="http://schemas.microsoft.com/office/drawing/2015/9/8/chartex" xmlns:cx2="http://schemas.microsoft.com/office/drawing/2015/10/21/chartex" xmlns:cx3="http://schemas.microsoft.com/office/drawing/2016/5/9/chartex" xmlns:cx4="http://schemas.microsoft.com/office/drawing/2016/5/10/chartex" xmlns:cx5="http://schemas.microsoft.com/office/drawing/2016/5/11/chartex" xmlns:cx6="http://schemas.microsoft.com/office/drawing/2016/5/12/chartex" xmlns:cx7="http://schemas.microsoft.com/office/drawing/2016/5/13/chartex" xmlns:cx8="http://schemas.microsoft.com/office/drawing/2016/5/14/chartex" xmlns:mc="http://schemas.openxmlformats.org/markup-compatibility/2006" xmlns:aink="http://schemas.microsoft.com/office/drawing/2016/ink" xmlns:am3d="http://schemas.microsoft.com/office/drawing/2017/model3d" xmlns:o="urn:schemas-microsoft-com:office:office" xmlns:oel="http://schemas.microsoft.com/office/2019/extlst" xmlns:r="http://schemas.openxmlformats.org/officeDocument/2006/relationships" xmlns:m="http://schemas.openxmlformats.org/officeDocument/2006/math" xmlns:v="urn:schemas-microsoft-com:vml" xmlns:wp14="http://schemas.microsoft.com/office/word/2010/wordprocessingDrawing" xmlns:wp="http://schemas.openxmlformats.org/drawingml/2006/wordprocessingDrawing" xmlns:w10="urn:schemas-microsoft-com:office:word" xmlns:w="http://schemas.openxmlformats.org/wordprocessingml/2006/main" xmlns:w14="http://schemas.microsoft.com/office/word/2010/wordml" xmlns:w15="http://schemas.microsoft.com/office/word/2012/wordml" xmlns:w16cex="http://schemas.microsoft.com/office/word/2018/wordml/cex" xmlns:w16cid="http://schemas.microsoft.com/office/word/2016/wordml/cid" xmlns:w16="http://schemas.microsoft.com/office/word/2018/wordml" xmlns:w16du="http://schemas.microsoft.com/office/word/2023/wordml/word16du" xmlns:w16sdtdh="http://schemas.microsoft.com/office/word/2020/wordml/sdtdatahash" xmlns:w16sdtfl="http://schemas.microsoft.com/office/word/2024/wordml/sdtformatlock" xmlns:w16se="http://schemas.microsoft.com/office/word/2015/wordml/symex" xmlns:wpg="http://schemas.microsoft.com/office/word/2010/wordprocessingGroup" xmlns:wpi="http://schemas.microsoft.com/office/word/2010/wordprocessingInk" xmlns:wne="http://schemas.microsoft.com/office/word/2006/wordml" xmlns:wps="http://schemas.microsoft.com/office/word/2010/wordprocessingShape" mc:Ignorable="w14 w15 w16se w16cid w16 w16cex w16sdtdh w16sdtfl w16du wp14">
   <w:body>
+    <w:tbl>
+      <w:tblPr>
+        <w:tblStyle w:val="TableGrid"/>
+        <w:tblW w:w="10800" w:type="dxa"/>
+        <w:tblLook w:val="04A0" w:firstRow="1" w:lastRow="0" w:firstColumn="1" w:lastColumn="0" w:noHBand="0" w:noVBand="1"/>
+      </w:tblPr>
+      <w:tblGrid>
+        <w:gridCol w:w="10800"/>
+      </w:tblGrid>
+      <w:tr>
+        <w:trPr>
+          <w:trHeight w:val="1080"/>
+        </w:trPr>
+        <w:tc>
+          <w:tcPr>
+            <w:tcW w:w="10800" w:type="dxa"/>
+            <w:tcBorders>
+              <w:top w:val="nil"/>
+              <w:left w:val="nil"/>
+              <w:bottom w:val="single" w:sz="4" w:space="0" w:color="auto"/>
+              <w:right w:val="nil"/>
+            </w:tcBorders>
+          </w:tcPr>
+          <w:p>
+            <w:pPr>
+              <w:rPr>
+                <w:rFonts w:ascii="Verdana" w:hAnsi="Verdana" w:cs="Arial"/>
+              </w:rPr>
+            </w:pPr>
+            <w:r>
+              <w:rPr>
+                <w:rFonts w:ascii="Verdana" w:hAnsi="Verdana" w:cs="Arial"/>
+                <w:noProof/>
+                <w:sz w:val="32"/>
+                <w:szCs w:val="32"/>
+              </w:rPr>
+              <w:drawing>
+                <wp:anchor distT="0" distB="0" distL="114300" distR="114300" simplePos="0" relativeHeight="251659264" behindDoc="0" locked="0" layoutInCell="1" allowOverlap="1" wp14:anchorId="3D6EE7CB" wp14:editId="62BF3E4C">
+                  <wp:simplePos x="0" y="0"/>
+                  <wp:positionH relativeFrom="column">
+                    <wp:posOffset>2540</wp:posOffset>
+                  </wp:positionH>
+                  <wp:positionV relativeFrom="paragraph">
+                    <wp:posOffset>12700</wp:posOffset>
+                  </wp:positionV>
+                  <wp:extent cx="1143000" cy="640715"/>
+                  <wp:effectExtent l="0" t="0" r="0" b="6985"/>
+                  <wp:wrapSquare wrapText="bothSides"/>
+                  <wp:docPr id="2" name="Picture 2"/>
+                  <wp:cNvGraphicFramePr>
+                    <a:graphicFrameLocks xmlns:a="http://schemas.openxmlformats.org/drawingml/2006/main" noChangeAspect="1"/>
+                  </wp:cNvGraphicFramePr>
+                  <a:graphic xmlns:a="http://schemas.openxmlformats.org/drawingml/2006/main">
+                    <a:graphicData uri="http://schemas.openxmlformats.org/drawingml/2006/picture">
+                      <pic:pic xmlns:pic="http://schemas.openxmlformats.org/drawingml/2006/picture">
+                        <pic:nvPicPr>
+                          <pic:cNvPr id="2" name="Picture 2"/>
+                          <pic:cNvPicPr/>
+                        </pic:nvPicPr>
+                        <pic:blipFill>
+                          <a:blip r:embed="rId7" cstate="print">
+                            <a:extLst>
+                              <a:ext uri="{28A0092B-C50C-407E-A947-70E740481C1C}">
+                                <a14:useLocalDpi xmlns:a14="http://schemas.microsoft.com/office/drawing/2010/main" val="0"/>
+                              </a:ext>
+                            </a:extLst>
+                          </a:blip>
+                          <a:stretch>
+                            <a:fillRect/>
+                          </a:stretch>
+                        </pic:blipFill>
+                        <pic:spPr>
+                          <a:xfrm>
+                            <a:off x="0" y="0"/>
+                            <a:ext cx="1143000" cy="640715"/>
+                          </a:xfrm>
+                          <a:prstGeom prst="rect">
+                            <a:avLst/>
+                          </a:prstGeom>
+                        </pic:spPr>
+                      </pic:pic>
+                    </a:graphicData>
+                  </a:graphic>
+                  <wp14:sizeRelV relativeFrom="margin">
+                    <wp14:pctHeight>0</wp14:pctHeight>
+                  </wp14:sizeRelV>
+                </wp:anchor>
+              </w:drawing>
+            </w:r>
+          </w:p>
+          <w:p>
+            <w:pPr>
+              <w:rPr>
+                <w:rFonts w:ascii="Verdana" w:hAnsi="Verdana" w:cs="Arial"/>
+                <w:b/>
+                <w:bCs/>
+                <w:sz w:val="32"/>
+                <w:szCs w:val="32"/>
+              </w:rPr>
+            </w:pPr>
+            <w:r>
+              <w:rPr>
+                <w:rFonts w:ascii="Verdana" w:hAnsi="Verdana" w:cs="Arial"/>
+                <w:b/>
+                <w:bCs/>
+                <w:sz w:val="32"/>
+                <w:szCs w:val="32"/>
+              </w:rPr>
+              <w:t xml:space="preserve">How to use a </w:t>
+            </w:r>
+            <w:r>
+              <w:rPr>
+                <w:rFonts w:ascii="Verdana" w:hAnsi="Verdana" w:cs="Arial"/>
+                <w:b/>
+                <w:bCs/>
+                <w:sz w:val="32"/>
+                <w:szCs w:val="32"/>
+              </w:rPr>
+              <w:t>Small Estate Affidavit</w:t>
+            </w:r>
+          </w:p>
+        </w:tc>
+      </w:tr>
+      <w:tr>
+        <w:tc>
+          <w:tcPr>
+            <w:tcW w:w="10800" w:type="dxa"/>
+            <w:tcBorders>
+              <w:top w:val="single" w:sz="4" w:space="0" w:color="auto"/>
+              <w:left w:val="nil"/>
+              <w:bottom w:val="single" w:sz="4" w:space="0" w:color="auto"/>
+              <w:right w:val="nil"/>
+            </w:tcBorders>
+          </w:tcPr>
+          <w:p>
+            <w:pPr>
+              <w:pStyle w:val="NoSpacing"/>
+              <w:spacing w:after="40" w:line="360" w:lineRule="auto"/>
+              <w:rPr>
+                <w:rFonts w:ascii="Verdana" w:hAnsi="Verdana" w:cs="Arial"/>
+                <w:b/>
+                <w:sz w:val="16"/>
+                <w:szCs w:val="16"/>
+              </w:rPr>
+            </w:pPr>
+          </w:p>
+          <w:p>
+            <w:pPr>
+              <w:pStyle w:val="NoSpacing"/>
+              <w:spacing w:after="40" w:line="360" w:lineRule="auto"/>
+              <w:rPr>
+                <w:rFonts w:ascii="Verdana" w:hAnsi="Verdana" w:cs="Arial"/>
+                <w:b/>
+                <w:sz w:val="24"/>
+                <w:szCs w:val="24"/>
+              </w:rPr>
+            </w:pPr>
+            <w:r>
+              <w:rPr>
+                <w:rFonts w:ascii="Verdana" w:hAnsi="Verdana" w:cs="Arial"/>
+                <w:b/>
+                <w:sz w:val="24"/>
+                <w:szCs w:val="24"/>
+              </w:rPr>
+              <w:t>1. Sign and notarize the affidavit</w:t>
+            </w:r>
+          </w:p>
+          <w:p>
+            <w:pPr>
+              <w:pStyle w:val="NoSpacing"/>
+              <w:numPr>
+                <w:ilvl w:val="0"/>
+                <w:numId w:val="3"/>
+              </w:numPr>
+              <w:spacing w:after="40" w:line="360" w:lineRule="auto"/>
+              <w:ind w:left="360"/>
+              <w:rPr>
+                <w:rFonts w:ascii="Verdana" w:hAnsi="Verdana" w:cs="Arial"/>
+                <w:sz w:val="24"/>
+                <w:szCs w:val="24"/>
+              </w:rPr>
+            </w:pPr>
+            <w:r>
+              <w:rPr>
+                <w:rFonts w:ascii="Verdana" w:hAnsi="Verdana" w:cs="Arial"/>
+                <w:sz w:val="24"/>
+                <w:szCs w:val="24"/>
+              </w:rPr>
+              <w:t>Make at least two copies of the completed affidavit. Attach a copy of the death certificate. Also attach a certified copy of the will that was filed if there is on</w:t>
+            </w:r>
+            <w:r>
+              <w:rPr>
+                <w:rFonts w:ascii="Verdana" w:hAnsi="Verdana" w:cs="Arial"/>
+                <w:sz w:val="24"/>
+                <w:szCs w:val="24"/>
+              </w:rPr>
+              <w:t>e</w:t>
+            </w:r>
+            <w:r>
+              <w:rPr>
+                <w:rFonts w:ascii="Verdana" w:hAnsi="Verdana" w:cs="Arial"/>
+                <w:sz w:val="24"/>
+                <w:szCs w:val="24"/>
+              </w:rPr>
+              <w:t>.</w:t>
+            </w:r>
+          </w:p>
+          <w:p>
+            <w:pPr>
+              <w:pStyle w:val="NoSpacing"/>
+              <w:numPr>
+                <w:ilvl w:val="0"/>
+                <w:numId w:val="3"/>
+              </w:numPr>
+              <w:spacing w:after="40" w:line="360" w:lineRule="auto"/>
+              <w:ind w:left="360"/>
+              <w:rPr>
+                <w:rFonts w:ascii="Verdana" w:hAnsi="Verdana" w:cs="Arial"/>
+                <w:sz w:val="24"/>
+                <w:szCs w:val="24"/>
+              </w:rPr>
+            </w:pPr>
+            <w:r>
+              <w:rPr>
+                <w:rFonts w:ascii="Verdana" w:hAnsi="Verdana" w:cs="Arial"/>
+                <w:sz w:val="24"/>
+                <w:szCs w:val="24"/>
+              </w:rPr>
+              <w:t>Sign and notarize the affidavit. You must sign this document in front of a Notary Public. Remember that by signing the affidavit you promise to pay the decedent’s debts before giving any money to anyone else</w:t>
+            </w:r>
+            <w:r>
+              <w:rPr>
+                <w:rFonts w:ascii="Verdana" w:hAnsi="Verdana" w:cs="Arial"/>
+                <w:sz w:val="24"/>
+                <w:szCs w:val="24"/>
+              </w:rPr>
+              <w:t>.</w:t>
+            </w:r>
+          </w:p>
+          <w:p>
+            <w:pPr>
+              <w:pStyle w:val="NoSpacing"/>
+              <w:spacing w:after="40" w:line="360" w:lineRule="auto"/>
+              <w:rPr>
+                <w:rFonts w:ascii="Verdana" w:hAnsi="Verdana" w:cs="Arial"/>
+                <w:b/>
+                <w:sz w:val="16"/>
+                <w:szCs w:val="16"/>
+              </w:rPr>
+            </w:pPr>
+          </w:p>
+          <w:p>
+            <w:pPr>
+              <w:pStyle w:val="NoSpacing"/>
+              <w:spacing w:after="40" w:line="360" w:lineRule="auto"/>
+              <w:rPr>
+                <w:rFonts w:ascii="Verdana" w:hAnsi="Verdana" w:cs="Arial"/>
+                <w:b/>
+                <w:sz w:val="24"/>
+                <w:szCs w:val="24"/>
+              </w:rPr>
+            </w:pPr>
+            <w:r>
+              <w:rPr>
+                <w:rFonts w:ascii="Verdana" w:hAnsi="Verdana" w:cs="Arial"/>
+                <w:b/>
+                <w:sz w:val="24"/>
+                <w:szCs w:val="24"/>
+              </w:rPr>
+              <w:t>2. Gather and distribute {{</w:t>
+            </w:r>
+            <w:proofErr w:type="spellStart"/>
+            <w:r>
+              <w:rPr>
+                <w:rFonts w:ascii="Verdana" w:hAnsi="Verdana" w:cs="Arial"/>
+                <w:b/>
+                <w:sz w:val="24"/>
+                <w:szCs w:val="24"/>
+              </w:rPr>
+              <w:t>decedent.name_</w:t>
+            </w:r>
+            <w:proofErr w:type="gramStart"/>
+            <w:r>
+              <w:rPr>
+                <w:rFonts w:ascii="Verdana" w:hAnsi="Verdana" w:cs="Arial"/>
+                <w:b/>
+                <w:sz w:val="24"/>
+                <w:szCs w:val="24"/>
+              </w:rPr>
+              <w:t>full</w:t>
+            </w:r>
+            <w:proofErr w:type="spellEnd"/>
+            <w:r>
+              <w:rPr>
+                <w:rFonts w:ascii="Verdana" w:hAnsi="Verdana" w:cs="Arial"/>
+                <w:b/>
+                <w:sz w:val="24"/>
+                <w:szCs w:val="24"/>
+              </w:rPr>
+              <w:t>(</w:t>
+            </w:r>
+            <w:proofErr w:type="gramEnd"/>
+            <w:r>
+              <w:rPr>
+                <w:rFonts w:ascii="Verdana" w:hAnsi="Verdana" w:cs="Arial"/>
+                <w:b/>
+                <w:sz w:val="24"/>
+                <w:szCs w:val="24"/>
+              </w:rPr>
+              <w:t>)}}’s property</w:t>
+            </w:r>
+          </w:p>
+          <w:p>
+            <w:pPr>
+              <w:pStyle w:val="NoSpacing"/>
+              <w:numPr>
+                <w:ilvl w:val="0"/>
+                <w:numId w:val="4"/>
+              </w:numPr>
+              <w:spacing w:after="40" w:line="360" w:lineRule="auto"/>
+              <w:ind w:left="360"/>
+              <w:rPr>
+                <w:rFonts w:ascii="Verdana" w:hAnsi="Verdana" w:cs="Arial"/>
+                <w:sz w:val="24"/>
+                <w:szCs w:val="24"/>
+              </w:rPr>
+            </w:pPr>
+            <w:r>
+              <w:rPr>
+                <w:rFonts w:ascii="Verdana" w:hAnsi="Verdana" w:cs="Arial"/>
+                <w:sz w:val="24"/>
+                <w:szCs w:val="24"/>
+              </w:rPr>
+              <w:t>You can show the affidavit to any person, bank or corporation that has property of the estate. The bank, person, or corporation must give away the property the way the affidavit says. Once the property is transferred, the person who gave you the property cannot be sued</w:t>
+            </w:r>
+            <w:r>
+              <w:rPr>
+                <w:rFonts w:ascii="Verdana" w:hAnsi="Verdana" w:cs="Arial"/>
+                <w:sz w:val="24"/>
+                <w:szCs w:val="24"/>
+              </w:rPr>
+              <w:t>.</w:t>
+            </w:r>
+          </w:p>
+          <w:p>
+            <w:pPr>
+              <w:pStyle w:val="NoSpacing"/>
+              <w:numPr>
+                <w:ilvl w:val="0"/>
+                <w:numId w:val="4"/>
+              </w:numPr>
+              <w:spacing w:after="40" w:line="360" w:lineRule="auto"/>
+              <w:ind w:left="360"/>
+              <w:rPr>
+                <w:rFonts w:ascii="Verdana" w:hAnsi="Verdana" w:cs="Arial"/>
+                <w:sz w:val="24"/>
+                <w:szCs w:val="24"/>
+              </w:rPr>
+            </w:pPr>
+            <w:r>
+              <w:rPr>
+                <w:rFonts w:ascii="Verdana" w:hAnsi="Verdana" w:cs="Arial"/>
+                <w:sz w:val="24"/>
+                <w:szCs w:val="24"/>
+              </w:rPr>
+              <w:t xml:space="preserve">The person or corporation that has the </w:t>
+            </w:r>
+            <w:proofErr w:type="gramStart"/>
+            <w:r>
+              <w:rPr>
+                <w:rFonts w:ascii="Verdana" w:hAnsi="Verdana" w:cs="Arial"/>
+                <w:sz w:val="24"/>
+                <w:szCs w:val="24"/>
+              </w:rPr>
+              <w:t>decedent’s</w:t>
+            </w:r>
+            <w:proofErr w:type="gramEnd"/>
+            <w:r>
+              <w:rPr>
+                <w:rFonts w:ascii="Verdana" w:hAnsi="Verdana" w:cs="Arial"/>
+                <w:sz w:val="24"/>
+                <w:szCs w:val="24"/>
+              </w:rPr>
+              <w:t xml:space="preserve"> property must turn over the property after you give them the small estate affidavit. If they don’t, you can file a civil court claim to get the property</w:t>
+            </w:r>
+            <w:r>
+              <w:rPr>
+                <w:rFonts w:ascii="Verdana" w:hAnsi="Verdana" w:cs="Arial"/>
+                <w:sz w:val="24"/>
+                <w:szCs w:val="24"/>
+              </w:rPr>
+              <w:t>.</w:t>
+            </w:r>
+          </w:p>
+          <w:p>
+            <w:pPr>
+              <w:pStyle w:val="NoSpacing"/>
+              <w:numPr>
+                <w:ilvl w:val="0"/>
+                <w:numId w:val="4"/>
+              </w:numPr>
+              <w:spacing w:after="40" w:line="360" w:lineRule="auto"/>
+              <w:ind w:left="360"/>
+              <w:rPr>
+                <w:rFonts w:ascii="Verdana" w:hAnsi="Verdana" w:cs="Arial"/>
+                <w:sz w:val="24"/>
+                <w:szCs w:val="24"/>
+              </w:rPr>
+            </w:pPr>
+            <w:r>
+              <w:rPr>
+                <w:rFonts w:ascii="Verdana" w:hAnsi="Verdana" w:cs="Arial"/>
+                <w:sz w:val="24"/>
+                <w:szCs w:val="24"/>
+              </w:rPr>
+              <w:t xml:space="preserve">{% if </w:t>
+            </w:r>
+            <w:proofErr w:type="spellStart"/>
+            <w:r>
+              <w:rPr>
+                <w:rFonts w:ascii="Verdana" w:hAnsi="Verdana" w:cs="Arial"/>
+                <w:sz w:val="24"/>
+                <w:szCs w:val="24"/>
+              </w:rPr>
+              <w:t>has_vehicle</w:t>
+            </w:r>
+            <w:proofErr w:type="spellEnd"/>
+            <w:r>
+              <w:rPr>
+                <w:rFonts w:ascii="Verdana" w:hAnsi="Verdana" w:cs="Arial"/>
+                <w:sz w:val="24"/>
+                <w:szCs w:val="24"/>
+              </w:rPr>
+              <w:t xml:space="preserve">(assets) </w:t>
+            </w:r>
+            <w:proofErr w:type="gramStart"/>
+            <w:r>
+              <w:rPr>
+                <w:rFonts w:ascii="Verdana" w:hAnsi="Verdana" w:cs="Arial"/>
+                <w:sz w:val="24"/>
+                <w:szCs w:val="24"/>
+              </w:rPr>
+              <w:t>%}</w:t>
+            </w:r>
+            <w:r>
+              <w:rPr>
+                <w:rFonts w:ascii="Verdana" w:hAnsi="Verdana" w:cs="Arial"/>
+                <w:sz w:val="24"/>
+                <w:szCs w:val="24"/>
+              </w:rPr>
+              <w:t>The</w:t>
+            </w:r>
+            <w:proofErr w:type="gramEnd"/>
+            <w:r>
+              <w:rPr>
+                <w:rFonts w:ascii="Verdana" w:hAnsi="Verdana" w:cs="Arial"/>
+                <w:sz w:val="24"/>
+                <w:szCs w:val="24"/>
+              </w:rPr>
+              <w:t xml:space="preserve"> Illinois Secretary of State’s office may require that you use their own small estate affidavit form for some vehicle transfers. You may need to copy the information from this form onto their form</w:t>
+            </w:r>
+            <w:r>
+              <w:rPr>
+                <w:rFonts w:ascii="Verdana" w:hAnsi="Verdana" w:cs="Arial"/>
+                <w:sz w:val="24"/>
+                <w:szCs w:val="24"/>
+              </w:rPr>
+              <w:t>.</w:t>
+            </w:r>
+          </w:p>
+          <w:p>
+            <w:pPr>
+              <w:pStyle w:val="NoSpacing"/>
+              <w:numPr>
+                <w:ilvl w:val="0"/>
+                <w:numId w:val="4"/>
+              </w:numPr>
+              <w:spacing w:after="40" w:line="360" w:lineRule="auto"/>
+              <w:ind w:left="360"/>
+              <w:rPr>
+                <w:rFonts w:ascii="Verdana" w:hAnsi="Verdana" w:cs="Arial"/>
+                <w:sz w:val="24"/>
+                <w:szCs w:val="24"/>
+              </w:rPr>
+            </w:pPr>
+            <w:r>
+              <w:rPr>
+                <w:rFonts w:ascii="Verdana" w:hAnsi="Verdana" w:cs="Arial"/>
+                <w:sz w:val="24"/>
+                <w:szCs w:val="24"/>
+              </w:rPr>
+              <w:t xml:space="preserve">{% endif </w:t>
+            </w:r>
+            <w:proofErr w:type="gramStart"/>
+            <w:r>
+              <w:rPr>
+                <w:rFonts w:ascii="Verdana" w:hAnsi="Verdana" w:cs="Arial"/>
+                <w:sz w:val="24"/>
+                <w:szCs w:val="24"/>
+              </w:rPr>
+              <w:t>%}</w:t>
+            </w:r>
+            <w:r>
+              <w:rPr>
+                <w:rFonts w:ascii="Verdana" w:hAnsi="Verdana" w:cs="Arial"/>
+                <w:sz w:val="24"/>
+                <w:szCs w:val="24"/>
+              </w:rPr>
+              <w:t>{</w:t>
+            </w:r>
+            <w:proofErr w:type="gramEnd"/>
+            <w:r>
+              <w:rPr>
+                <w:rFonts w:ascii="Verdana" w:hAnsi="Verdana" w:cs="Arial"/>
+                <w:sz w:val="24"/>
+                <w:szCs w:val="24"/>
+              </w:rPr>
+              <w:t>{</w:t>
+            </w:r>
+            <w:proofErr w:type="spellStart"/>
+            <w:r>
+              <w:rPr>
+                <w:rFonts w:ascii="Verdana" w:hAnsi="Verdana" w:cs="Arial"/>
+                <w:sz w:val="24"/>
+                <w:szCs w:val="24"/>
+              </w:rPr>
+              <w:t>decedent.name_</w:t>
+            </w:r>
+            <w:proofErr w:type="gramStart"/>
+            <w:r>
+              <w:rPr>
+                <w:rFonts w:ascii="Verdana" w:hAnsi="Verdana" w:cs="Arial"/>
+                <w:sz w:val="24"/>
+                <w:szCs w:val="24"/>
+              </w:rPr>
+              <w:t>full</w:t>
+            </w:r>
+            <w:proofErr w:type="spellEnd"/>
+            <w:r>
+              <w:rPr>
+                <w:rFonts w:ascii="Verdana" w:hAnsi="Verdana" w:cs="Arial"/>
+                <w:sz w:val="24"/>
+                <w:szCs w:val="24"/>
+              </w:rPr>
+              <w:t>(</w:t>
+            </w:r>
+            <w:proofErr w:type="gramEnd"/>
+            <w:r>
+              <w:rPr>
+                <w:rFonts w:ascii="Verdana" w:hAnsi="Verdana" w:cs="Arial"/>
+                <w:sz w:val="24"/>
+                <w:szCs w:val="24"/>
+              </w:rPr>
+              <w:t>)}}’s property must first be used to pay off their debts listed on the affidavit. {{</w:t>
+            </w:r>
+            <w:proofErr w:type="spellStart"/>
+            <w:r>
+              <w:rPr>
+                <w:rFonts w:ascii="Verdana" w:hAnsi="Verdana" w:cs="Arial"/>
+                <w:sz w:val="24"/>
+                <w:szCs w:val="24"/>
+              </w:rPr>
+              <w:t>decedent.name_</w:t>
+            </w:r>
+            <w:proofErr w:type="gramStart"/>
+            <w:r>
+              <w:rPr>
+                <w:rFonts w:ascii="Verdana" w:hAnsi="Verdana" w:cs="Arial"/>
+                <w:sz w:val="24"/>
+                <w:szCs w:val="24"/>
+              </w:rPr>
+              <w:t>full</w:t>
+            </w:r>
+            <w:proofErr w:type="spellEnd"/>
+            <w:r>
+              <w:rPr>
+                <w:rFonts w:ascii="Verdana" w:hAnsi="Verdana" w:cs="Arial"/>
+                <w:sz w:val="24"/>
+                <w:szCs w:val="24"/>
+              </w:rPr>
+              <w:t>(</w:t>
+            </w:r>
+            <w:proofErr w:type="gramEnd"/>
+            <w:r>
+              <w:rPr>
+                <w:rFonts w:ascii="Verdana" w:hAnsi="Verdana" w:cs="Arial"/>
+                <w:sz w:val="24"/>
+                <w:szCs w:val="24"/>
+              </w:rPr>
+              <w:t>)}}’s heirs will inherit what is left over.</w:t>
+            </w:r>
+          </w:p>
+        </w:tc>
+      </w:tr>
+      <w:tr>
+        <w:tc>
+          <w:tcPr>
+            <w:tcW w:w="10800" w:type="dxa"/>
+            <w:tcBorders>
+              <w:top w:val="single" w:sz="4" w:space="0" w:color="auto"/>
+              <w:left w:val="nil"/>
+              <w:bottom w:val="nil"/>
+              <w:right w:val="nil"/>
+            </w:tcBorders>
+          </w:tcPr>
+          <w:p>
+            <w:pPr>
+              <w:pStyle w:val="NoSpacing"/>
+              <w:spacing w:after="40"/>
+              <w:rPr>
+                <w:rFonts w:ascii="Verdana" w:hAnsi="Verdana" w:cs="Arial"/>
+                <w:b/>
+                <w:sz w:val="24"/>
+                <w:szCs w:val="24"/>
+              </w:rPr>
+            </w:pPr>
+          </w:p>
+        </w:tc>
+      </w:tr>
+    </w:tbl>
     <w:p>
+      <w:pPr>
+        <w:rPr>
+          <w:rFonts w:ascii="Verdana" w:hAnsi="Verdana"/>
+        </w:rPr>
+      </w:pPr>
+    </w:p>
+    <w:p>
+      <w:pPr>
+        <w:spacing w:line="276" w:lineRule="auto"/>
+        <w:rPr>
+          <w:rFonts w:ascii="Verdana" w:hAnsi="Verdana"/>
+        </w:rPr>
+      </w:pPr>
       <w:r>
-        <w:t>Small estate instructions placeholder</w:t>
+        <w:rPr>
+          <w:rFonts w:ascii="Verdana" w:hAnsi="Verdana"/>
+        </w:rPr>
+        <w:t xml:space="preserve">Learn more about transferring property with a small estate affidavit at </w:t>
+      </w:r>
+      <w:r>
+        <w:rPr>
+          <w:rFonts w:ascii="Verdana" w:hAnsi="Verdana"/>
+          <w:color w:val="0563C1"/>
+          <w:u w:val="single"/>
+        </w:rPr>
+        <w:t>https://www.illinoislegalaid.org/legal-information/transferring-property-small-estate-affidavit</w:t>
       </w:r>
     </w:p>
+    <w:p/>
     <w:sectPr>
+      <w:footerReference w:type="default" r:id="rId8"/>
       <w:pgSz w:w="12240" w:h="15840"/>
-      <w:pgMar w:top="1440" w:right="1440" w:bottom="1440" w:left="1440" w:header="720" w:footer="720" w:gutter="0"/>
+      <w:pgMar w:top="720" w:right="720" w:bottom="720" w:left="720" w:header="720" w:footer="720" w:gutter="0"/>
       <w:cols w:space="720"/>
       <w:docGrid w:linePitch="360"/>
     </w:sectPr>
   </w:body>
 </w:document>
+</file>
+
+<file path=word/endnotes.xml><?xml version="1.0" encoding="utf-8"?>
+<w:endnotes xmlns:wpc="http://schemas.microsoft.com/office/word/2010/wordprocessingCanvas" xmlns:cx="http://schemas.microsoft.com/office/drawing/2014/chartex" xmlns:cx1="http://schemas.microsoft.com/office/drawing/2015/9/8/chartex" xmlns:cx2="http://schemas.microsoft.com/office/drawing/2015/10/21/chartex" xmlns:cx3="http://schemas.microsoft.com/office/drawing/2016/5/9/chartex" xmlns:cx4="http://schemas.microsoft.com/office/drawing/2016/5/10/chartex" xmlns:cx5="http://schemas.microsoft.com/office/drawing/2016/5/11/chartex" xmlns:cx6="http://schemas.microsoft.com/office/drawing/2016/5/12/chartex" xmlns:cx7="http://schemas.microsoft.com/office/drawing/2016/5/13/chartex" xmlns:cx8="http://schemas.microsoft.com/office/drawing/2016/5/14/chartex" xmlns:mc="http://schemas.openxmlformats.org/markup-compatibility/2006" xmlns:aink="http://schemas.microsoft.com/office/drawing/2016/ink" xmlns:am3d="http://schemas.microsoft.com/office/drawing/2017/model3d" xmlns:o="urn:schemas-microsoft-com:office:office" xmlns:oel="http://schemas.microsoft.com/office/2019/extlst" xmlns:r="http://schemas.openxmlformats.org/officeDocument/2006/relationships" xmlns:m="http://schemas.openxmlformats.org/officeDocument/2006/math" xmlns:v="urn:schemas-microsoft-com:vml" xmlns:wp14="http://schemas.microsoft.com/office/word/2010/wordprocessingDrawing" xmlns:wp="http://schemas.openxmlformats.org/drawingml/2006/wordprocessingDrawing" xmlns:w10="urn:schemas-microsoft-com:office:word" xmlns:w="http://schemas.openxmlformats.org/wordprocessingml/2006/main" xmlns:w14="http://schemas.microsoft.com/office/word/2010/wordml" xmlns:w15="http://schemas.microsoft.com/office/word/2012/wordml" xmlns:w16cex="http://schemas.microsoft.com/office/word/2018/wordml/cex" xmlns:w16cid="http://schemas.microsoft.com/office/word/2016/wordml/cid" xmlns:w16="http://schemas.microsoft.com/office/word/2018/wordml" xmlns:w16du="http://schemas.microsoft.com/office/word/2023/wordml/word16du" xmlns:w16sdtdh="http://schemas.microsoft.com/office/word/2020/wordml/sdtdatahash" xmlns:w16sdtfl="http://schemas.microsoft.com/office/word/2024/wordml/sdtformatlock" xmlns:w16se="http://schemas.microsoft.com/office/word/2015/wordml/symex" xmlns:wpg="http://schemas.microsoft.com/office/word/2010/wordprocessingGroup" xmlns:wpi="http://schemas.microsoft.com/office/word/2010/wordprocessingInk" xmlns:wne="http://schemas.microsoft.com/office/word/2006/wordml" xmlns:wps="http://schemas.microsoft.com/office/word/2010/wordprocessingShape" mc:Ignorable="w14 w15 w16se w16cid w16 w16cex w16sdtdh w16sdtfl w16du wp14">
+  <w:endnote w:type="separator" w:id="-1">
+    <w:p>
+      <w:r>
+        <w:separator/>
+      </w:r>
+    </w:p>
+  </w:endnote>
+  <w:endnote w:type="continuationSeparator" w:id="0">
+    <w:p>
+      <w:r>
+        <w:continuationSeparator/>
+      </w:r>
+    </w:p>
+  </w:endnote>
+</w:endnotes>
+</file>
+
+<file path=word/footer1.xml><?xml version="1.0" encoding="utf-8"?>
+<w:ftr xmlns:wpc="http://schemas.microsoft.com/office/word/2010/wordprocessingCanvas" xmlns:cx="http://schemas.microsoft.com/office/drawing/2014/chartex" xmlns:cx1="http://schemas.microsoft.com/office/drawing/2015/9/8/chartex" xmlns:cx2="http://schemas.microsoft.com/office/drawing/2015/10/21/chartex" xmlns:cx3="http://schemas.microsoft.com/office/drawing/2016/5/9/chartex" xmlns:cx4="http://schemas.microsoft.com/office/drawing/2016/5/10/chartex" xmlns:cx5="http://schemas.microsoft.com/office/drawing/2016/5/11/chartex" xmlns:cx6="http://schemas.microsoft.com/office/drawing/2016/5/12/chartex" xmlns:cx7="http://schemas.microsoft.com/office/drawing/2016/5/13/chartex" xmlns:cx8="http://schemas.microsoft.com/office/drawing/2016/5/14/chartex" xmlns:mc="http://schemas.openxmlformats.org/markup-compatibility/2006" xmlns:aink="http://schemas.microsoft.com/office/drawing/2016/ink" xmlns:am3d="http://schemas.microsoft.com/office/drawing/2017/model3d" xmlns:o="urn:schemas-microsoft-com:office:office" xmlns:oel="http://schemas.microsoft.com/office/2019/extlst" xmlns:r="http://schemas.openxmlformats.org/officeDocument/2006/relationships" xmlns:m="http://schemas.openxmlformats.org/officeDocument/2006/math" xmlns:v="urn:schemas-microsoft-com:vml" xmlns:wp14="http://schemas.microsoft.com/office/word/2010/wordprocessingDrawing" xmlns:wp="http://schemas.openxmlformats.org/drawingml/2006/wordprocessingDrawing" xmlns:w10="urn:schemas-microsoft-com:office:word" xmlns:w="http://schemas.openxmlformats.org/wordprocessingml/2006/main" xmlns:w14="http://schemas.microsoft.com/office/word/2010/wordml" xmlns:w15="http://schemas.microsoft.com/office/word/2012/wordml" xmlns:w16cex="http://schemas.microsoft.com/office/word/2018/wordml/cex" xmlns:w16cid="http://schemas.microsoft.com/office/word/2016/wordml/cid" xmlns:w16="http://schemas.microsoft.com/office/word/2018/wordml" xmlns:w16du="http://schemas.microsoft.com/office/word/2023/wordml/word16du" xmlns:w16sdtdh="http://schemas.microsoft.com/office/word/2020/wordml/sdtdatahash" xmlns:w16sdtfl="http://schemas.microsoft.com/office/word/2024/wordml/sdtformatlock" xmlns:w16se="http://schemas.microsoft.com/office/word/2015/wordml/symex" xmlns:wpg="http://schemas.microsoft.com/office/word/2010/wordprocessingGroup" xmlns:wpi="http://schemas.microsoft.com/office/word/2010/wordprocessingInk" xmlns:wne="http://schemas.microsoft.com/office/word/2006/wordml" xmlns:wps="http://schemas.microsoft.com/office/word/2010/wordprocessingShape" mc:Ignorable="w14 w15 w16se w16cid w16 w16cex w16sdtdh w16sdtfl w16du wp14">
+  <w:p>
+    <w:pPr>
+      <w:pStyle w:val="Footer"/>
+      <w:jc w:val="center"/>
+      <w:rPr>
+        <w:rFonts w:ascii="Arial" w:hAnsi="Arial" w:cs="Arial"/>
+        <w:b/>
+        <w:sz w:val="20"/>
+        <w:szCs w:val="20"/>
+      </w:rPr>
+    </w:pPr>
+    <w:r>
+      <w:rPr>
+        <w:rFonts w:ascii="Arial" w:hAnsi="Arial" w:cs="Arial"/>
+        <w:b/>
+        <w:sz w:val="20"/>
+        <w:szCs w:val="20"/>
+      </w:rPr>
+      <w:t>THESE INSTRUCTIONS ARE FOR YOUR PERSONAL USE ONLY.</w:t>
+    </w:r>
+  </w:p>
+  <w:p>
+    <w:pPr>
+      <w:pStyle w:val="Footer"/>
+      <w:jc w:val="center"/>
+    </w:pPr>
+    <w:hyperlink r:id="rId1" w:history="1">
+      <w:r>
+        <w:rPr>
+          <w:rStyle w:val="Hyperlink"/>
+          <w:rFonts w:ascii="Arial" w:hAnsi="Arial" w:cs="Arial"/>
+          <w:b/>
+          <w:sz w:val="20"/>
+          <w:szCs w:val="20"/>
+        </w:rPr>
+        <w:t>www.illinoislegalaid.org</w:t>
+      </w:r>
+    </w:hyperlink>
+  </w:p>
+</w:ftr>
+</file>
+
+<file path=word/footnotes.xml><?xml version="1.0" encoding="utf-8"?>
+<w:footnotes xmlns:wpc="http://schemas.microsoft.com/office/word/2010/wordprocessingCanvas" xmlns:cx="http://schemas.microsoft.com/office/drawing/2014/chartex" xmlns:cx1="http://schemas.microsoft.com/office/drawing/2015/9/8/chartex" xmlns:cx2="http://schemas.microsoft.com/office/drawing/2015/10/21/chartex" xmlns:cx3="http://schemas.microsoft.com/office/drawing/2016/5/9/chartex" xmlns:cx4="http://schemas.microsoft.com/office/drawing/2016/5/10/chartex" xmlns:cx5="http://schemas.microsoft.com/office/drawing/2016/5/11/chartex" xmlns:cx6="http://schemas.microsoft.com/office/drawing/2016/5/12/chartex" xmlns:cx7="http://schemas.microsoft.com/office/drawing/2016/5/13/chartex" xmlns:cx8="http://schemas.microsoft.com/office/drawing/2016/5/14/chartex" xmlns:mc="http://schemas.openxmlformats.org/markup-compatibility/2006" xmlns:aink="http://schemas.microsoft.com/office/drawing/2016/ink" xmlns:am3d="http://schemas.microsoft.com/office/drawing/2017/model3d" xmlns:o="urn:schemas-microsoft-com:office:office" xmlns:oel="http://schemas.microsoft.com/office/2019/extlst" xmlns:r="http://schemas.openxmlformats.org/officeDocument/2006/relationships" xmlns:m="http://schemas.openxmlformats.org/officeDocument/2006/math" xmlns:v="urn:schemas-microsoft-com:vml" xmlns:wp14="http://schemas.microsoft.com/office/word/2010/wordprocessingDrawing" xmlns:wp="http://schemas.openxmlformats.org/drawingml/2006/wordprocessingDrawing" xmlns:w10="urn:schemas-microsoft-com:office:word" xmlns:w="http://schemas.openxmlformats.org/wordprocessingml/2006/main" xmlns:w14="http://schemas.microsoft.com/office/word/2010/wordml" xmlns:w15="http://schemas.microsoft.com/office/word/2012/wordml" xmlns:w16cex="http://schemas.microsoft.com/office/word/2018/wordml/cex" xmlns:w16cid="http://schemas.microsoft.com/office/word/2016/wordml/cid" xmlns:w16="http://schemas.microsoft.com/office/word/2018/wordml" xmlns:w16du="http://schemas.microsoft.com/office/word/2023/wordml/word16du" xmlns:w16sdtdh="http://schemas.microsoft.com/office/word/2020/wordml/sdtdatahash" xmlns:w16sdtfl="http://schemas.microsoft.com/office/word/2024/wordml/sdtformatlock" xmlns:w16se="http://schemas.microsoft.com/office/word/2015/wordml/symex" xmlns:wpg="http://schemas.microsoft.com/office/word/2010/wordprocessingGroup" xmlns:wpi="http://schemas.microsoft.com/office/word/2010/wordprocessingInk" xmlns:wne="http://schemas.microsoft.com/office/word/2006/wordml" xmlns:wps="http://schemas.microsoft.com/office/word/2010/wordprocessingShape" mc:Ignorable="w14 w15 w16se w16cid w16 w16cex w16sdtdh w16sdtfl w16du wp14">
+  <w:footnote w:type="separator" w:id="-1">
+    <w:p>
+      <w:r>
+        <w:separator/>
+      </w:r>
+    </w:p>
+  </w:footnote>
+  <w:footnote w:type="continuationSeparator" w:id="0">
+    <w:p>
+      <w:r>
+        <w:continuationSeparator/>
+      </w:r>
+    </w:p>
+  </w:footnote>
+</w:footnotes>
+</file>
+
+<file path=word/numbering.xml><?xml version="1.0" encoding="utf-8"?>
+<w:numbering xmlns:wpc="http://schemas.microsoft.com/office/word/2010/wordprocessingCanvas" xmlns:cx="http://schemas.microsoft.com/office/drawing/2014/chartex" xmlns:cx1="http://schemas.microsoft.com/office/drawing/2015/9/8/chartex" xmlns:cx2="http://schemas.microsoft.com/office/drawing/2015/10/21/chartex" xmlns:cx3="http://schemas.microsoft.com/office/drawing/2016/5/9/chartex" xmlns:cx4="http://schemas.microsoft.com/office/drawing/2016/5/10/chartex" xmlns:cx5="http://schemas.microsoft.com/office/drawing/2016/5/11/chartex" xmlns:cx6="http://schemas.microsoft.com/office/drawing/2016/5/12/chartex" xmlns:cx7="http://schemas.microsoft.com/office/drawing/2016/5/13/chartex" xmlns:cx8="http://schemas.microsoft.com/office/drawing/2016/5/14/chartex" xmlns:mc="http://schemas.openxmlformats.org/markup-compatibility/2006" xmlns:aink="http://schemas.microsoft.com/office/drawing/2016/ink" xmlns:am3d="http://schemas.microsoft.com/office/drawing/2017/model3d" xmlns:o="urn:schemas-microsoft-com:office:office" xmlns:oel="http://schemas.microsoft.com/office/2019/extlst" xmlns:r="http://schemas.openxmlformats.org/officeDocument/2006/relationships" xmlns:m="http://schemas.openxmlformats.org/officeDocument/2006/math" xmlns:v="urn:schemas-microsoft-com:vml" xmlns:wp14="http://schemas.microsoft.com/office/word/2010/wordprocessingDrawing" xmlns:wp="http://schemas.openxmlformats.org/drawingml/2006/wordprocessingDrawing" xmlns:w10="urn:schemas-microsoft-com:office:word" xmlns:w="http://schemas.openxmlformats.org/wordprocessingml/2006/main" xmlns:w14="http://schemas.microsoft.com/office/word/2010/wordml" xmlns:w15="http://schemas.microsoft.com/office/word/2012/wordml" xmlns:w16cex="http://schemas.microsoft.com/office/word/2018/wordml/cex" xmlns:w16cid="http://schemas.microsoft.com/office/word/2016/wordml/cid" xmlns:w16="http://schemas.microsoft.com/office/word/2018/wordml" xmlns:w16du="http://schemas.microsoft.com/office/word/2023/wordml/word16du" xmlns:w16sdtdh="http://schemas.microsoft.com/office/word/2020/wordml/sdtdatahash" xmlns:w16sdtfl="http://schemas.microsoft.com/office/word/2024/wordml/sdtformatlock" xmlns:w16se="http://schemas.microsoft.com/office/word/2015/wordml/symex" xmlns:wpg="http://schemas.microsoft.com/office/word/2010/wordprocessingGroup" xmlns:wpi="http://schemas.microsoft.com/office/word/2010/wordprocessingInk" xmlns:wne="http://schemas.microsoft.com/office/word/2006/wordml" xmlns:wps="http://schemas.microsoft.com/office/word/2010/wordprocessingShape" mc:Ignorable="w14 w15 w16se w16cid w16 w16cex w16sdtdh w16sdtfl w16du wp14">
+  <w:abstractNum w:abstractNumId="0" w15:restartNumberingAfterBreak="0">
+    <w:nsid w:val="037B31DE"/>
+    <w:multiLevelType w:val="hybridMultilevel"/>
+    <w:tmpl w:val="A4CA858C"/>
+    <w:lvl w:ilvl="0" w:tplc="04090001">
+      <w:start w:val="1"/>
+      <w:numFmt w:val="bullet"/>
+      <w:lvlText w:val=""/>
+      <w:lvlJc w:val="left"/>
+      <w:pPr>
+        <w:ind w:left="720" w:hanging="360"/>
+      </w:pPr>
+      <w:rPr>
+        <w:rFonts w:ascii="Symbol" w:hAnsi="Symbol" w:hint="default"/>
+      </w:rPr>
+    </w:lvl>
+    <w:lvl w:ilvl="1" w:tplc="04090019">
+      <w:start w:val="1"/>
+      <w:numFmt w:val="lowerLetter"/>
+      <w:lvlText w:val="%2."/>
+      <w:lvlJc w:val="left"/>
+      <w:pPr>
+        <w:ind w:left="1800" w:hanging="360"/>
+      </w:pPr>
+    </w:lvl>
+    <w:lvl w:ilvl="2" w:tplc="0409001B">
+      <w:start w:val="1"/>
+      <w:numFmt w:val="lowerRoman"/>
+      <w:lvlText w:val="%3."/>
+      <w:lvlJc w:val="right"/>
+      <w:pPr>
+        <w:ind w:left="2520" w:hanging="180"/>
+      </w:pPr>
+    </w:lvl>
+    <w:lvl w:ilvl="3" w:tplc="0409000F" w:tentative="1">
+      <w:start w:val="1"/>
+      <w:numFmt w:val="decimal"/>
+      <w:lvlText w:val="%4."/>
+      <w:lvlJc w:val="left"/>
+      <w:pPr>
+        <w:ind w:left="3240" w:hanging="360"/>
+      </w:pPr>
+    </w:lvl>
+    <w:lvl w:ilvl="4" w:tplc="04090019" w:tentative="1">
+      <w:start w:val="1"/>
+      <w:numFmt w:val="lowerLetter"/>
+      <w:lvlText w:val="%5."/>
+      <w:lvlJc w:val="left"/>
+      <w:pPr>
+        <w:ind w:left="3960" w:hanging="360"/>
+      </w:pPr>
+    </w:lvl>
+    <w:lvl w:ilvl="5" w:tplc="0409001B" w:tentative="1">
+      <w:start w:val="1"/>
+      <w:numFmt w:val="lowerRoman"/>
+      <w:lvlText w:val="%6."/>
+      <w:lvlJc w:val="right"/>
+      <w:pPr>
+        <w:ind w:left="4680" w:hanging="180"/>
+      </w:pPr>
+    </w:lvl>
+    <w:lvl w:ilvl="6" w:tplc="0409000F" w:tentative="1">
+      <w:start w:val="1"/>
+      <w:numFmt w:val="decimal"/>
+      <w:lvlText w:val="%7."/>
+      <w:lvlJc w:val="left"/>
+      <w:pPr>
+        <w:ind w:left="5400" w:hanging="360"/>
+      </w:pPr>
+    </w:lvl>
+    <w:lvl w:ilvl="7" w:tplc="04090019" w:tentative="1">
+      <w:start w:val="1"/>
+      <w:numFmt w:val="lowerLetter"/>
+      <w:lvlText w:val="%8."/>
+      <w:lvlJc w:val="left"/>
+      <w:pPr>
+        <w:ind w:left="6120" w:hanging="360"/>
+      </w:pPr>
+    </w:lvl>
+    <w:lvl w:ilvl="8" w:tplc="0409001B" w:tentative="1">
+      <w:start w:val="1"/>
+      <w:numFmt w:val="lowerRoman"/>
+      <w:lvlText w:val="%9."/>
+      <w:lvlJc w:val="right"/>
+      <w:pPr>
+        <w:ind w:left="6840" w:hanging="180"/>
+      </w:pPr>
+    </w:lvl>
+  </w:abstractNum>
+  <w:abstractNum w:abstractNumId="1" w15:restartNumberingAfterBreak="0">
+    <w:nsid w:val="271C0472"/>
+    <w:multiLevelType w:val="hybridMultilevel"/>
+    <w:tmpl w:val="D714B64C"/>
+    <w:lvl w:ilvl="0" w:tplc="5F7EE7BE">
+      <w:start w:val="1"/>
+      <w:numFmt w:val="decimal"/>
+      <w:lvlText w:val="%1."/>
+      <w:lvlJc w:val="left"/>
+      <w:pPr>
+        <w:ind w:left="720" w:hanging="360"/>
+      </w:pPr>
+      <w:rPr>
+        <w:rFonts w:hint="default"/>
+      </w:rPr>
+    </w:lvl>
+    <w:lvl w:ilvl="1" w:tplc="04090003">
+      <w:start w:val="1"/>
+      <w:numFmt w:val="bullet"/>
+      <w:lvlText w:val="o"/>
+      <w:lvlJc w:val="left"/>
+      <w:pPr>
+        <w:ind w:left="1800" w:hanging="360"/>
+      </w:pPr>
+      <w:rPr>
+        <w:rFonts w:ascii="Courier New" w:hAnsi="Courier New" w:cs="Courier New" w:hint="default"/>
+      </w:rPr>
+    </w:lvl>
+    <w:lvl w:ilvl="2" w:tplc="0409001B">
+      <w:start w:val="1"/>
+      <w:numFmt w:val="lowerRoman"/>
+      <w:lvlText w:val="%3."/>
+      <w:lvlJc w:val="right"/>
+      <w:pPr>
+        <w:ind w:left="2520" w:hanging="180"/>
+      </w:pPr>
+    </w:lvl>
+    <w:lvl w:ilvl="3" w:tplc="0409000F" w:tentative="1">
+      <w:start w:val="1"/>
+      <w:numFmt w:val="decimal"/>
+      <w:lvlText w:val="%4."/>
+      <w:lvlJc w:val="left"/>
+      <w:pPr>
+        <w:ind w:left="3240" w:hanging="360"/>
+      </w:pPr>
+    </w:lvl>
+    <w:lvl w:ilvl="4" w:tplc="04090019" w:tentative="1">
+      <w:start w:val="1"/>
+      <w:numFmt w:val="lowerLetter"/>
+      <w:lvlText w:val="%5."/>
+      <w:lvlJc w:val="left"/>
+      <w:pPr>
+        <w:ind w:left="3960" w:hanging="360"/>
+      </w:pPr>
+    </w:lvl>
+    <w:lvl w:ilvl="5" w:tplc="0409001B" w:tentative="1">
+      <w:start w:val="1"/>
+      <w:numFmt w:val="lowerRoman"/>
+      <w:lvlText w:val="%6."/>
+      <w:lvlJc w:val="right"/>
+      <w:pPr>
+        <w:ind w:left="4680" w:hanging="180"/>
+      </w:pPr>
+    </w:lvl>
+    <w:lvl w:ilvl="6" w:tplc="0409000F" w:tentative="1">
+      <w:start w:val="1"/>
+      <w:numFmt w:val="decimal"/>
+      <w:lvlText w:val="%7."/>
+      <w:lvlJc w:val="left"/>
+      <w:pPr>
+        <w:ind w:left="5400" w:hanging="360"/>
+      </w:pPr>
+    </w:lvl>
+    <w:lvl w:ilvl="7" w:tplc="04090019" w:tentative="1">
+      <w:start w:val="1"/>
+      <w:numFmt w:val="lowerLetter"/>
+      <w:lvlText w:val="%8."/>
+      <w:lvlJc w:val="left"/>
+      <w:pPr>
+        <w:ind w:left="6120" w:hanging="360"/>
+      </w:pPr>
+    </w:lvl>
+    <w:lvl w:ilvl="8" w:tplc="0409001B" w:tentative="1">
+      <w:start w:val="1"/>
+      <w:numFmt w:val="lowerRoman"/>
+      <w:lvlText w:val="%9."/>
+      <w:lvlJc w:val="right"/>
+      <w:pPr>
+        <w:ind w:left="6840" w:hanging="180"/>
+      </w:pPr>
+    </w:lvl>
+  </w:abstractNum>
+  <w:abstractNum w:abstractNumId="2" w15:restartNumberingAfterBreak="0">
+    <w:nsid w:val="2CAF7F0B"/>
+    <w:multiLevelType w:val="hybridMultilevel"/>
+    <w:tmpl w:val="F1D077AE"/>
+    <w:lvl w:ilvl="0" w:tplc="04090001">
+      <w:start w:val="1"/>
+      <w:numFmt w:val="bullet"/>
+      <w:lvlText w:val=""/>
+      <w:lvlJc w:val="left"/>
+      <w:pPr>
+        <w:ind w:left="810" w:hanging="360"/>
+      </w:pPr>
+      <w:rPr>
+        <w:rFonts w:ascii="Symbol" w:hAnsi="Symbol" w:hint="default"/>
+      </w:rPr>
+    </w:lvl>
+    <w:lvl w:ilvl="1" w:tplc="04090019" w:tentative="1">
+      <w:start w:val="1"/>
+      <w:numFmt w:val="lowerLetter"/>
+      <w:lvlText w:val="%2."/>
+      <w:lvlJc w:val="left"/>
+      <w:pPr>
+        <w:ind w:left="3960" w:hanging="360"/>
+      </w:pPr>
+    </w:lvl>
+    <w:lvl w:ilvl="2" w:tplc="0409001B" w:tentative="1">
+      <w:start w:val="1"/>
+      <w:numFmt w:val="lowerRoman"/>
+      <w:lvlText w:val="%3."/>
+      <w:lvlJc w:val="right"/>
+      <w:pPr>
+        <w:ind w:left="4680" w:hanging="180"/>
+      </w:pPr>
+    </w:lvl>
+    <w:lvl w:ilvl="3" w:tplc="0409000F" w:tentative="1">
+      <w:start w:val="1"/>
+      <w:numFmt w:val="decimal"/>
+      <w:lvlText w:val="%4."/>
+      <w:lvlJc w:val="left"/>
+      <w:pPr>
+        <w:ind w:left="5400" w:hanging="360"/>
+      </w:pPr>
+    </w:lvl>
+    <w:lvl w:ilvl="4" w:tplc="04090019" w:tentative="1">
+      <w:start w:val="1"/>
+      <w:numFmt w:val="lowerLetter"/>
+      <w:lvlText w:val="%5."/>
+      <w:lvlJc w:val="left"/>
+      <w:pPr>
+        <w:ind w:left="6120" w:hanging="360"/>
+      </w:pPr>
+    </w:lvl>
+    <w:lvl w:ilvl="5" w:tplc="0409001B" w:tentative="1">
+      <w:start w:val="1"/>
+      <w:numFmt w:val="lowerRoman"/>
+      <w:lvlText w:val="%6."/>
+      <w:lvlJc w:val="right"/>
+      <w:pPr>
+        <w:ind w:left="6840" w:hanging="180"/>
+      </w:pPr>
+    </w:lvl>
+    <w:lvl w:ilvl="6" w:tplc="0409000F" w:tentative="1">
+      <w:start w:val="1"/>
+      <w:numFmt w:val="decimal"/>
+      <w:lvlText w:val="%7."/>
+      <w:lvlJc w:val="left"/>
+      <w:pPr>
+        <w:ind w:left="7560" w:hanging="360"/>
+      </w:pPr>
+    </w:lvl>
+    <w:lvl w:ilvl="7" w:tplc="04090019" w:tentative="1">
+      <w:start w:val="1"/>
+      <w:numFmt w:val="lowerLetter"/>
+      <w:lvlText w:val="%8."/>
+      <w:lvlJc w:val="left"/>
+      <w:pPr>
+        <w:ind w:left="8280" w:hanging="360"/>
+      </w:pPr>
+    </w:lvl>
+    <w:lvl w:ilvl="8" w:tplc="0409001B" w:tentative="1">
+      <w:start w:val="1"/>
+      <w:numFmt w:val="lowerRoman"/>
+      <w:lvlText w:val="%9."/>
+      <w:lvlJc w:val="right"/>
+      <w:pPr>
+        <w:ind w:left="9000" w:hanging="180"/>
+      </w:pPr>
+    </w:lvl>
+  </w:abstractNum>
+  <w:abstractNum w:abstractNumId="3" w15:restartNumberingAfterBreak="0">
+    <w:nsid w:val="50800AD9"/>
+    <w:multiLevelType w:val="hybridMultilevel"/>
+    <w:tmpl w:val="CBF059DE"/>
+    <w:lvl w:ilvl="0" w:tplc="04090001">
+      <w:start w:val="1"/>
+      <w:numFmt w:val="bullet"/>
+      <w:lvlText w:val=""/>
+      <w:lvlJc w:val="left"/>
+      <w:pPr>
+        <w:ind w:left="720" w:hanging="360"/>
+      </w:pPr>
+      <w:rPr>
+        <w:rFonts w:ascii="Symbol" w:hAnsi="Symbol" w:hint="default"/>
+      </w:rPr>
+    </w:lvl>
+    <w:lvl w:ilvl="1" w:tplc="04090003" w:tentative="1">
+      <w:start w:val="1"/>
+      <w:numFmt w:val="bullet"/>
+      <w:lvlText w:val="o"/>
+      <w:lvlJc w:val="left"/>
+      <w:pPr>
+        <w:ind w:left="1440" w:hanging="360"/>
+      </w:pPr>
+      <w:rPr>
+        <w:rFonts w:ascii="Courier New" w:hAnsi="Courier New" w:cs="Courier New" w:hint="default"/>
+      </w:rPr>
+    </w:lvl>
+    <w:lvl w:ilvl="2" w:tplc="04090005" w:tentative="1">
+      <w:start w:val="1"/>
+      <w:numFmt w:val="bullet"/>
+      <w:lvlText w:val=""/>
+      <w:lvlJc w:val="left"/>
+      <w:pPr>
+        <w:ind w:left="2160" w:hanging="360"/>
+      </w:pPr>
+      <w:rPr>
+        <w:rFonts w:ascii="Wingdings" w:hAnsi="Wingdings" w:hint="default"/>
+      </w:rPr>
+    </w:lvl>
+    <w:lvl w:ilvl="3" w:tplc="04090001" w:tentative="1">
+      <w:start w:val="1"/>
+      <w:numFmt w:val="bullet"/>
+      <w:lvlText w:val=""/>
+      <w:lvlJc w:val="left"/>
+      <w:pPr>
+        <w:ind w:left="2880" w:hanging="360"/>
+      </w:pPr>
+      <w:rPr>
+        <w:rFonts w:ascii="Symbol" w:hAnsi="Symbol" w:hint="default"/>
+      </w:rPr>
+    </w:lvl>
+    <w:lvl w:ilvl="4" w:tplc="04090003" w:tentative="1">
+      <w:start w:val="1"/>
+      <w:numFmt w:val="bullet"/>
+      <w:lvlText w:val="o"/>
+      <w:lvlJc w:val="left"/>
+      <w:pPr>
+        <w:ind w:left="3600" w:hanging="360"/>
+      </w:pPr>
+      <w:rPr>
+        <w:rFonts w:ascii="Courier New" w:hAnsi="Courier New" w:cs="Courier New" w:hint="default"/>
+      </w:rPr>
+    </w:lvl>
+    <w:lvl w:ilvl="5" w:tplc="04090005" w:tentative="1">
+      <w:start w:val="1"/>
+      <w:numFmt w:val="bullet"/>
+      <w:lvlText w:val=""/>
+      <w:lvlJc w:val="left"/>
+      <w:pPr>
+        <w:ind w:left="4320" w:hanging="360"/>
+      </w:pPr>
+      <w:rPr>
+        <w:rFonts w:ascii="Wingdings" w:hAnsi="Wingdings" w:hint="default"/>
+      </w:rPr>
+    </w:lvl>
+    <w:lvl w:ilvl="6" w:tplc="04090001" w:tentative="1">
+      <w:start w:val="1"/>
+      <w:numFmt w:val="bullet"/>
+      <w:lvlText w:val=""/>
+      <w:lvlJc w:val="left"/>
+      <w:pPr>
+        <w:ind w:left="5040" w:hanging="360"/>
+      </w:pPr>
+      <w:rPr>
+        <w:rFonts w:ascii="Symbol" w:hAnsi="Symbol" w:hint="default"/>
+      </w:rPr>
+    </w:lvl>
+    <w:lvl w:ilvl="7" w:tplc="04090003" w:tentative="1">
+      <w:start w:val="1"/>
+      <w:numFmt w:val="bullet"/>
+      <w:lvlText w:val="o"/>
+      <w:lvlJc w:val="left"/>
+      <w:pPr>
+        <w:ind w:left="5760" w:hanging="360"/>
+      </w:pPr>
+      <w:rPr>
+        <w:rFonts w:ascii="Courier New" w:hAnsi="Courier New" w:cs="Courier New" w:hint="default"/>
+      </w:rPr>
+    </w:lvl>
+    <w:lvl w:ilvl="8" w:tplc="04090005" w:tentative="1">
+      <w:start w:val="1"/>
+      <w:numFmt w:val="bullet"/>
+      <w:lvlText w:val=""/>
+      <w:lvlJc w:val="left"/>
+      <w:pPr>
+        <w:ind w:left="6480" w:hanging="360"/>
+      </w:pPr>
+      <w:rPr>
+        <w:rFonts w:ascii="Wingdings" w:hAnsi="Wingdings" w:hint="default"/>
+      </w:rPr>
+    </w:lvl>
+  </w:abstractNum>
+  <w:abstractNum w:abstractNumId="4" w15:restartNumberingAfterBreak="0">
+    <w:nsid w:val="586A217D"/>
+    <w:multiLevelType w:val="hybridMultilevel"/>
+    <w:tmpl w:val="DCD0AC30"/>
+    <w:lvl w:ilvl="0" w:tplc="04090001">
+      <w:start w:val="1"/>
+      <w:numFmt w:val="bullet"/>
+      <w:lvlText w:val=""/>
+      <w:lvlJc w:val="left"/>
+      <w:pPr>
+        <w:ind w:left="720" w:hanging="360"/>
+      </w:pPr>
+      <w:rPr>
+        <w:rFonts w:ascii="Symbol" w:hAnsi="Symbol" w:hint="default"/>
+      </w:rPr>
+    </w:lvl>
+    <w:lvl w:ilvl="1" w:tplc="04090003" w:tentative="1">
+      <w:start w:val="1"/>
+      <w:numFmt w:val="bullet"/>
+      <w:lvlText w:val="o"/>
+      <w:lvlJc w:val="left"/>
+      <w:pPr>
+        <w:ind w:left="1440" w:hanging="360"/>
+      </w:pPr>
+      <w:rPr>
+        <w:rFonts w:ascii="Courier New" w:hAnsi="Courier New" w:cs="Courier New" w:hint="default"/>
+      </w:rPr>
+    </w:lvl>
+    <w:lvl w:ilvl="2" w:tplc="04090005" w:tentative="1">
+      <w:start w:val="1"/>
+      <w:numFmt w:val="bullet"/>
+      <w:lvlText w:val=""/>
+      <w:lvlJc w:val="left"/>
+      <w:pPr>
+        <w:ind w:left="2160" w:hanging="360"/>
+      </w:pPr>
+      <w:rPr>
+        <w:rFonts w:ascii="Wingdings" w:hAnsi="Wingdings" w:hint="default"/>
+      </w:rPr>
+    </w:lvl>
+    <w:lvl w:ilvl="3" w:tplc="04090001" w:tentative="1">
+      <w:start w:val="1"/>
+      <w:numFmt w:val="bullet"/>
+      <w:lvlText w:val=""/>
+      <w:lvlJc w:val="left"/>
+      <w:pPr>
+        <w:ind w:left="2880" w:hanging="360"/>
+      </w:pPr>
+      <w:rPr>
+        <w:rFonts w:ascii="Symbol" w:hAnsi="Symbol" w:hint="default"/>
+      </w:rPr>
+    </w:lvl>
+    <w:lvl w:ilvl="4" w:tplc="04090003" w:tentative="1">
+      <w:start w:val="1"/>
+      <w:numFmt w:val="bullet"/>
+      <w:lvlText w:val="o"/>
+      <w:lvlJc w:val="left"/>
+      <w:pPr>
+        <w:ind w:left="3600" w:hanging="360"/>
+      </w:pPr>
+      <w:rPr>
+        <w:rFonts w:ascii="Courier New" w:hAnsi="Courier New" w:cs="Courier New" w:hint="default"/>
+      </w:rPr>
+    </w:lvl>
+    <w:lvl w:ilvl="5" w:tplc="04090005" w:tentative="1">
+      <w:start w:val="1"/>
+      <w:numFmt w:val="bullet"/>
+      <w:lvlText w:val=""/>
+      <w:lvlJc w:val="left"/>
+      <w:pPr>
+        <w:ind w:left="4320" w:hanging="360"/>
+      </w:pPr>
+      <w:rPr>
+        <w:rFonts w:ascii="Wingdings" w:hAnsi="Wingdings" w:hint="default"/>
+      </w:rPr>
+    </w:lvl>
+    <w:lvl w:ilvl="6" w:tplc="04090001" w:tentative="1">
+      <w:start w:val="1"/>
+      <w:numFmt w:val="bullet"/>
+      <w:lvlText w:val=""/>
+      <w:lvlJc w:val="left"/>
+      <w:pPr>
+        <w:ind w:left="5040" w:hanging="360"/>
+      </w:pPr>
+      <w:rPr>
+        <w:rFonts w:ascii="Symbol" w:hAnsi="Symbol" w:hint="default"/>
+      </w:rPr>
+    </w:lvl>
+    <w:lvl w:ilvl="7" w:tplc="04090003" w:tentative="1">
+      <w:start w:val="1"/>
+      <w:numFmt w:val="bullet"/>
+      <w:lvlText w:val="o"/>
+      <w:lvlJc w:val="left"/>
+      <w:pPr>
+        <w:ind w:left="5760" w:hanging="360"/>
+      </w:pPr>
+      <w:rPr>
+        <w:rFonts w:ascii="Courier New" w:hAnsi="Courier New" w:cs="Courier New" w:hint="default"/>
+      </w:rPr>
+    </w:lvl>
+    <w:lvl w:ilvl="8" w:tplc="04090005" w:tentative="1">
+      <w:start w:val="1"/>
+      <w:numFmt w:val="bullet"/>
+      <w:lvlText w:val=""/>
+      <w:lvlJc w:val="left"/>
+      <w:pPr>
+        <w:ind w:left="6480" w:hanging="360"/>
+      </w:pPr>
+      <w:rPr>
+        <w:rFonts w:ascii="Wingdings" w:hAnsi="Wingdings" w:hint="default"/>
+      </w:rPr>
+    </w:lvl>
+  </w:abstractNum>
+  <w:num w:numId="1" w16cid:durableId="1973168806">
+    <w:abstractNumId w:val="3"/>
+  </w:num>
+  <w:num w:numId="2" w16cid:durableId="1660691056">
+    <w:abstractNumId w:val="4"/>
+  </w:num>
+  <w:num w:numId="3" w16cid:durableId="373044879">
+    <w:abstractNumId w:val="2"/>
+  </w:num>
+  <w:num w:numId="4" w16cid:durableId="124012474">
+    <w:abstractNumId w:val="0"/>
+  </w:num>
+  <w:num w:numId="5" w16cid:durableId="882787773">
+    <w:abstractNumId w:val="1"/>
+  </w:num>
+</w:numbering>
 </file>
 
 <file path=word/styles.xml><?xml version="1.0" encoding="utf-8"?>
@@ -191,7 +1435,7 @@
     <w:lsdException w:name="Table Web 2" w:semiHidden="1" w:unhideWhenUsed="1"/>
     <w:lsdException w:name="Table Web 3" w:semiHidden="1" w:unhideWhenUsed="1"/>
     <w:lsdException w:name="Balloon Text" w:semiHidden="1" w:unhideWhenUsed="1"/>
-    <w:lsdException w:name="Table Grid" w:uiPriority="39"/>
+    <w:lsdException w:name="Table Grid" w:uiPriority="59"/>
     <w:lsdException w:name="Table Theme" w:semiHidden="1" w:unhideWhenUsed="1"/>
     <w:lsdException w:name="Placeholder Text" w:semiHidden="1"/>
     <w:lsdException w:name="No Spacing" w:uiPriority="1" w:qFormat="1"/>
@@ -417,6 +1661,15 @@
   <w:style w:type="paragraph" w:default="1" w:styleId="Normal">
     <w:name w:val="Normal"/>
     <w:qFormat/>
+    <w:rsid w:val="000F5E62"/>
+    <w:pPr>
+      <w:spacing w:after="0" w:line="240" w:lineRule="auto"/>
+    </w:pPr>
+    <w:rPr>
+      <w:rFonts w:ascii="Times New Roman" w:eastAsia="Times New Roman" w:hAnsi="Times New Roman" w:cs="Times New Roman"/>
+      <w:kern w:val="0"/>
+      <w14:ligatures w14:val="none"/>
+    </w:rPr>
   </w:style>
   <w:style w:type="paragraph" w:styleId="Heading1">
     <w:name w:val="heading 1"/>
@@ -542,7 +1795,7 @@
     <w:pPr>
       <w:keepNext/>
       <w:keepLines/>
-      <w:spacing w:before="40" w:after="0"/>
+      <w:spacing w:before="40"/>
       <w:outlineLvl w:val="5"/>
     </w:pPr>
     <w:rPr>
@@ -565,7 +1818,7 @@
     <w:pPr>
       <w:keepNext/>
       <w:keepLines/>
-      <w:spacing w:before="40" w:after="0"/>
+      <w:spacing w:before="40"/>
       <w:outlineLvl w:val="6"/>
     </w:pPr>
     <w:rPr>
@@ -586,7 +1839,6 @@
     <w:pPr>
       <w:keepNext/>
       <w:keepLines/>
-      <w:spacing w:after="0"/>
       <w:outlineLvl w:val="7"/>
     </w:pPr>
     <w:rPr>
@@ -609,7 +1861,6 @@
     <w:pPr>
       <w:keepNext/>
       <w:keepLines/>
-      <w:spacing w:after="0"/>
       <w:outlineLvl w:val="8"/>
     </w:pPr>
     <w:rPr>
@@ -772,7 +2023,7 @@
     <w:qFormat/>
     <w:rsid w:val="00755322"/>
     <w:pPr>
-      <w:spacing w:after="80" w:line="240" w:lineRule="auto"/>
+      <w:spacing w:after="80"/>
       <w:contextualSpacing/>
     </w:pPr>
     <w:rPr>
@@ -932,6 +2183,135 @@
       <w:smallCaps/>
       <w:color w:val="2E74B5" w:themeColor="accent1" w:themeShade="BF"/>
       <w:spacing w:val="5"/>
+    </w:rPr>
+  </w:style>
+  <w:style w:type="character" w:styleId="Hyperlink">
+    <w:name w:val="Hyperlink"/>
+    <w:basedOn w:val="DefaultParagraphFont"/>
+    <w:uiPriority w:val="99"/>
+    <w:unhideWhenUsed/>
+    <w:rsid w:val="000F5E62"/>
+    <w:rPr>
+      <w:color w:val="0563C1" w:themeColor="hyperlink"/>
+      <w:u w:val="single"/>
+    </w:rPr>
+  </w:style>
+  <w:style w:type="table" w:styleId="TableGrid">
+    <w:name w:val="Table Grid"/>
+    <w:basedOn w:val="TableNormal"/>
+    <w:uiPriority w:val="59"/>
+    <w:rsid w:val="000F5E62"/>
+    <w:pPr>
+      <w:spacing w:after="0" w:line="240" w:lineRule="auto"/>
+    </w:pPr>
+    <w:rPr>
+      <w:rFonts w:ascii="Arial" w:eastAsia="Times New Roman" w:hAnsi="Arial" w:cs="Times New Roman"/>
+      <w:kern w:val="0"/>
+      <w:sz w:val="22"/>
+      <w:szCs w:val="20"/>
+      <w14:ligatures w14:val="none"/>
+    </w:rPr>
+    <w:tblPr>
+      <w:tblBorders>
+        <w:top w:val="single" w:sz="4" w:space="0" w:color="auto"/>
+        <w:left w:val="single" w:sz="4" w:space="0" w:color="auto"/>
+        <w:bottom w:val="single" w:sz="4" w:space="0" w:color="auto"/>
+        <w:right w:val="single" w:sz="4" w:space="0" w:color="auto"/>
+        <w:insideH w:val="single" w:sz="4" w:space="0" w:color="auto"/>
+        <w:insideV w:val="single" w:sz="4" w:space="0" w:color="auto"/>
+      </w:tblBorders>
+    </w:tblPr>
+  </w:style>
+  <w:style w:type="paragraph" w:styleId="NoSpacing">
+    <w:name w:val="No Spacing"/>
+    <w:link w:val="NoSpacingChar"/>
+    <w:uiPriority w:val="1"/>
+    <w:qFormat/>
+    <w:rsid w:val="000F5E62"/>
+    <w:pPr>
+      <w:spacing w:after="0" w:line="240" w:lineRule="auto"/>
+    </w:pPr>
+    <w:rPr>
+      <w:kern w:val="0"/>
+      <w:sz w:val="22"/>
+      <w:szCs w:val="22"/>
+      <w14:ligatures w14:val="none"/>
+    </w:rPr>
+  </w:style>
+  <w:style w:type="character" w:customStyle="1" w:styleId="NoSpacingChar">
+    <w:name w:val="No Spacing Char"/>
+    <w:basedOn w:val="DefaultParagraphFont"/>
+    <w:link w:val="NoSpacing"/>
+    <w:uiPriority w:val="1"/>
+    <w:rsid w:val="000F5E62"/>
+    <w:rPr>
+      <w:kern w:val="0"/>
+      <w:sz w:val="22"/>
+      <w:szCs w:val="22"/>
+      <w14:ligatures w14:val="none"/>
+    </w:rPr>
+  </w:style>
+  <w:style w:type="paragraph" w:styleId="Footer">
+    <w:name w:val="footer"/>
+    <w:basedOn w:val="Normal"/>
+    <w:link w:val="FooterChar"/>
+    <w:uiPriority w:val="99"/>
+    <w:rsid w:val="000F5E62"/>
+    <w:pPr>
+      <w:tabs>
+        <w:tab w:val="center" w:pos="4320"/>
+        <w:tab w:val="right" w:pos="8640"/>
+      </w:tabs>
+    </w:pPr>
+  </w:style>
+  <w:style w:type="character" w:customStyle="1" w:styleId="FooterChar">
+    <w:name w:val="Footer Char"/>
+    <w:basedOn w:val="DefaultParagraphFont"/>
+    <w:link w:val="Footer"/>
+    <w:uiPriority w:val="99"/>
+    <w:rsid w:val="000F5E62"/>
+    <w:rPr>
+      <w:rFonts w:ascii="Times New Roman" w:eastAsia="Times New Roman" w:hAnsi="Times New Roman" w:cs="Times New Roman"/>
+      <w:kern w:val="0"/>
+      <w14:ligatures w14:val="none"/>
+    </w:rPr>
+  </w:style>
+  <w:style w:type="paragraph" w:styleId="Header">
+    <w:name w:val="header"/>
+    <w:basedOn w:val="Normal"/>
+    <w:link w:val="HeaderChar"/>
+    <w:uiPriority w:val="99"/>
+    <w:unhideWhenUsed/>
+    <w:rsid w:val="0083406D"/>
+    <w:pPr>
+      <w:tabs>
+        <w:tab w:val="center" w:pos="4680"/>
+        <w:tab w:val="right" w:pos="9360"/>
+      </w:tabs>
+    </w:pPr>
+  </w:style>
+  <w:style w:type="character" w:customStyle="1" w:styleId="HeaderChar">
+    <w:name w:val="Header Char"/>
+    <w:basedOn w:val="DefaultParagraphFont"/>
+    <w:link w:val="Header"/>
+    <w:uiPriority w:val="99"/>
+    <w:rsid w:val="0083406D"/>
+    <w:rPr>
+      <w:rFonts w:ascii="Times New Roman" w:eastAsia="Times New Roman" w:hAnsi="Times New Roman" w:cs="Times New Roman"/>
+      <w:kern w:val="0"/>
+      <w14:ligatures w14:val="none"/>
+    </w:rPr>
+  </w:style>
+  <w:style w:type="character" w:styleId="UnresolvedMention">
+    <w:name w:val="Unresolved Mention"/>
+    <w:basedOn w:val="DefaultParagraphFont"/>
+    <w:uiPriority w:val="99"/>
+    <w:semiHidden/>
+    <w:unhideWhenUsed/>
+    <w:rsid w:val="00731D59"/>
+    <w:rPr>
+      <w:color w:val="605E5C"/>
+      <w:shd w:val="clear" w:color="auto" w:fill="E1DFDD"/>
     </w:rPr>
   </w:style>
 </w:styles>
